--- a/extrakty/doc/TC278WG12/extract_17264_(2008).docx
+++ b/extrakty/doc/TC278WG12/extract_17264_(2008).docx
@@ -206,6 +206,16 @@
     <w:p>
       <w:pPr>
         <w:pStyle w:val="Textnormy"/>
+        <w:rPr/>
+      </w:pPr>
+      <w:r>
+        <w:rPr/>
+        <w:t xml:space="preserve">Poznámka: Extrakt uvádí vybrané kapitoly popisovaného dokumentu a přejímá původní číslování kapitol.</w:t>
+      </w:r>
+    </w:p>
+    <w:p>
+      <w:pPr>
+        <w:pStyle w:val="Textnormy"/>
         <w:rPr>
           <w:b/>
           <w:sz w:val="22"/>
@@ -298,17 +308,37 @@
           <w:sz w:val="22"/>
           <w:szCs w:val="22"/>
         </w:rPr>
-        <w:t>Souvisící normy</w:t>
-      </w:r>
-    </w:p>
-    <w:p>
-      <w:pPr>
-        <w:pStyle w:val="Textnormy"/>
-        <w:rPr/>
-      </w:pPr>
-      <w:r>
-        <w:rPr/>
-        <w:t>Vzhledem k charakteru této normy je jednoznačně požadována znalost nebo alespoň přístup k normám IEC na elektromagnetickou kompatibilitu a environmentální zkoušení. Pro správné pochopení přílohy A je nutné seznámit se s normou popisující sedmou vrstvu OSI vyhrazeného spojení krátkého dosahu ISO 15628.</w:t>
+        <w:t>1 Předmět normy</w:t>
+      </w:r>
+    </w:p>
+    <w:p>
+      <w:pPr>
+        <w:pStyle w:val="Textnormy"/>
+        <w:rPr/>
+      </w:pPr>
+      <w:r>
+        <w:rPr/>
+        <w:t>Tato norma se věnuje popisu rozhraní mezi jednotlivými složkami multimodální/intermodální přepravy. Stanovuje syntax, sémantiku i posloupnost příkazů při automatické identifikaci.</w:t>
+      </w:r>
+    </w:p>
+    <w:p>
+      <w:pPr>
+        <w:pStyle w:val="Textnormy"/>
+        <w:rPr/>
+      </w:pPr>
+      <w:r>
+        <w:rPr/>
+        <w:t>Cílem normy je stanovit rozhraní a zajistit tak interoperabilitu zařízení od různých výrobců. Uvádí termíny BST a VST, což jsou tabulky nesoucí v sobě informace o tom, jaké služby jsou podporovány vozidlem respektive infrastrukturou. Tyto tabulky se na začátku komunikace vymění mezi aktéry a poté dojde k výběru takové služby z nabízených možností, která je podporována na obou stranách komunikace.</w:t>
+      </w:r>
+    </w:p>
+    <w:p>
+      <w:pPr>
+        <w:pStyle w:val="Textnormy"/>
+        <w:rPr/>
+      </w:pPr>
+      <w:r>
+        <w:rPr/>
+        <w:t>Kromě vlastní části má norma dvě normativní a jednu informativní přílohu.</w:t>
       </w:r>
     </w:p>
     <w:p>
@@ -326,37 +356,17 @@
           <w:sz w:val="22"/>
           <w:szCs w:val="22"/>
         </w:rPr>
-        <w:t>1 Předmět normy</w:t>
-      </w:r>
-    </w:p>
-    <w:p>
-      <w:pPr>
-        <w:pStyle w:val="Textnormy"/>
-        <w:rPr/>
-      </w:pPr>
-      <w:r>
-        <w:rPr/>
-        <w:t>Tato norma se věnuje popisu rozhraní mezi jednotlivými složkami multimodální/intermodální přepravy. Stanovuje syntax, sémantiku i posloupnost příkazů při automatické identifikaci.</w:t>
-      </w:r>
-    </w:p>
-    <w:p>
-      <w:pPr>
-        <w:pStyle w:val="Textnormy"/>
-        <w:rPr/>
-      </w:pPr>
-      <w:r>
-        <w:rPr/>
-        <w:t>Cílem normy je stanovit rozhraní a zajistit tak interoperabilitu zařízení od různých výrobců. Uvádí termíny BST a VST, což jsou tabulky nesoucí v sobě informace o tom, jaké služby jsou podporovány vozidlem respektive infrastrukturou. Tyto tabulky se na začátku komunikace vymění mezi aktéry a poté dojde k výběru takové služby z nabízených možností, která je podporována na obou stranách komunikace.</w:t>
-      </w:r>
-    </w:p>
-    <w:p>
-      <w:pPr>
-        <w:pStyle w:val="Textnormy"/>
-        <w:rPr/>
-      </w:pPr>
-      <w:r>
-        <w:rPr/>
-        <w:t>Kromě vlastní části má norma dvě normativní a jednu informativní přílohu.</w:t>
+        <w:t xml:space="preserve">2 Souvisící normy</w:t>
+      </w:r>
+    </w:p>
+    <w:p>
+      <w:pPr>
+        <w:pStyle w:val="Textnormy"/>
+        <w:rPr/>
+      </w:pPr>
+      <w:r>
+        <w:rPr/>
+        <w:t>Vzhledem k charakteru této normy je jednoznačně požadována znalost nebo alespoň přístup k normám IEC na elektromagnetickou kompatibilitu a environmentální zkoušení. Pro správné pochopení přílohy A je nutné seznámit se s normou popisující sedmou vrstvu OSI vyhrazeného spojení krátkého dosahu ISO 15628.</w:t>
       </w:r>
     </w:p>
     <w:p>
@@ -402,6 +412,16 @@
     <w:p>
       <w:pPr>
         <w:pStyle w:val="Textnormy"/>
+        <w:rPr/>
+      </w:pPr>
+      <w:r>
+        <w:rPr/>
+        <w:t xml:space="preserve">Další termíny a zkratky z oboru ITS jsou obsaženy ve slovníku ITS terminology.</w:t>
+      </w:r>
+    </w:p>
+    <w:p>
+      <w:pPr>
+        <w:pStyle w:val="Textnormy"/>
         <w:rPr>
           <w:b/>
           <w:sz w:val="22"/>
@@ -414,7 +434,7 @@
           <w:sz w:val="22"/>
           <w:szCs w:val="22"/>
         </w:rPr>
-        <w:t>4 Zkratky</w:t>
+        <w:t xml:space="preserve">4 Symboly a zkratky</w:t>
       </w:r>
     </w:p>
     <w:p>
@@ -457,6 +477,16 @@
       <w:r>
         <w:rPr/>
         <w:t xml:space="preserve"> tabulka služeb vozidla; určuje jaké služby (funkce) AVI/AEI jsou podporované zařízením ve vozidle</w:t>
+      </w:r>
+    </w:p>
+    <w:p>
+      <w:pPr>
+        <w:pStyle w:val="Textnormy"/>
+        <w:rPr/>
+      </w:pPr>
+      <w:r>
+        <w:rPr/>
+        <w:t xml:space="preserve">Další termíny a zkratky z oboru ITS jsou obsaženy ve slovníku ITS terminology (www.ITSterminology.org).</w:t>
       </w:r>
     </w:p>
     <w:p>
@@ -567,7 +597,7 @@
             </wp:cNvGraphicFramePr>
             <a:graphic xmlns:a="http://schemas.openxmlformats.org/drawingml/2006/main">
               <a:graphicData uri="http://schemas.openxmlformats.org/drawingml/2006/picture">
-                <pic:pic xmlns:pic="http://schemas.openxmlformats.org/drawingml/2006/picture">
+                <pic:pic>
                   <pic:nvPicPr>
                     <pic:cNvPr id="1" name="Image1"/>
                     <pic:cNvPicPr>
@@ -1721,7 +1751,7 @@
             </wp:cNvGraphicFramePr>
             <a:graphic xmlns:a="http://schemas.openxmlformats.org/drawingml/2006/main">
               <a:graphicData uri="http://schemas.openxmlformats.org/drawingml/2006/picture">
-                <pic:pic xmlns:pic="http://schemas.openxmlformats.org/drawingml/2006/picture">
+                <pic:pic>
                   <pic:nvPicPr>
                     <pic:cNvPr id="2" name="Image2"/>
                     <pic:cNvPicPr>

--- a/extrakty/doc/TC278WG12/extract_17264_(2008).docx
+++ b/extrakty/doc/TC278WG12/extract_17264_(2008).docx
@@ -162,7 +162,7 @@
       <w:r>
         <w:rPr/>
         <w:tab/>
-        <w:t>30 stran</w:t>
+        <w:t xml:space="preserve">Vydána 2009, 30 stran</w:t>
       </w:r>
     </w:p>
     <w:p>

--- a/extrakty/doc/TC278WG12/extract_17264_(2008).docx
+++ b/extrakty/doc/TC278WG12/extract_17264_(2008).docx
@@ -25,7 +25,7 @@
           <w:sz w:val="40"/>
           <w:szCs w:val="40"/>
         </w:rPr>
-        <w:t>EXTRAKT z české technické normy</w:t>
+        <w:t xml:space="preserve">EXTRAKT z evropské normy</w:t>
       </w:r>
     </w:p>
     <w:p>
@@ -129,9 +129,9 @@
             </w:pPr>
             <w:r>
               <w:rPr/>
-              <w:t>ČSN EN</w:t>
+              <w:t xml:space="preserve">EN ISO 17264</w:t>
               <w:br/>
-              <w:t>ISO/TS 17264</w:t>
+              <w:t/>
               <w:br/>
             </w:r>
           </w:p>
@@ -162,7 +162,7 @@
       <w:r>
         <w:rPr/>
         <w:tab/>
-        <w:t xml:space="preserve">Vydána 2009, 30 stran</w:t>
+        <w:t xml:space="preserve">Vydána 2009, 27 stran</w:t>
       </w:r>
     </w:p>
     <w:p>
